--- a/testakten/sozialrecht-teilhabeassistenz-autismus-berufsschule-regensburg/99_arbeitsstand_und_offene_punkte_2026-07-06.docx
+++ b/testakten/sozialrecht-teilhabeassistenz-autismus-berufsschule-regensburg/99_arbeitsstand_und_offene_punkte_2026-07-06.docx
@@ -4,107 +4,260 @@
   <w:body>
     <w:p>
       <w:pPr>
-        <w:spacing w:after="120" w:line="259" w:lineRule="auto"/>
-        <w:jc w:val="left"/>
+        <w:spacing w:after="180"/>
       </w:pPr>
       <w:r>
         <w:rPr>
-          <w:rFonts w:ascii="Times New Roman" w:hAnsi="Times New Roman"/>
-          <w:b w:val="0"/>
-          <w:i w:val="0"/>
-          <w:sz w:val="22"/>
+          <w:rFonts w:ascii="Arial" w:hAnsi="Arial" w:eastAsia="Arial"/>
+          <w:b/>
+          <w:color w:val="5C6569"/>
+          <w:sz w:val="16"/>
         </w:rPr>
-        <w:t>Kanzlei Ahlers und Brinkmann | Aktenzeichen intern 2026-SOZ-7761</w:t>
+        <w:t>INTERNER AKTENVERMERK</w:t>
+      </w:r>
+    </w:p>
+    <w:tbl>
+      <w:tblPr>
+        <w:tblW w:type="auto" w:w="0"/>
+        <w:jc w:val="right"/>
+        <w:tblLayout w:type="fixed"/>
+        <w:tblLook w:firstColumn="1" w:firstRow="1" w:lastColumn="0" w:lastRow="0" w:noHBand="0" w:noVBand="1" w:val="04A0"/>
+      </w:tblPr>
+      <w:tblGrid>
+        <w:gridCol w:w="4720"/>
+        <w:gridCol w:w="4720"/>
+      </w:tblGrid>
+      <w:tr>
+        <w:tc>
+          <w:tcPr>
+            <w:tcW w:type="dxa" w:w="1757"/>
+          </w:tcPr>
+          <w:p>
+            <w:r>
+              <w:rPr>
+                <w:rFonts w:ascii="Arial" w:hAnsi="Arial" w:eastAsia="Arial"/>
+                <w:b/>
+                <w:color w:val="5C6569"/>
+                <w:sz w:val="16"/>
+              </w:rPr>
+              <w:t>Datum</w:t>
+            </w:r>
+          </w:p>
+        </w:tc>
+        <w:tc>
+          <w:tcPr>
+            <w:tcW w:type="dxa" w:w="2948"/>
+          </w:tcPr>
+          <w:p>
+            <w:r>
+              <w:rPr>
+                <w:rFonts w:ascii="Arial" w:hAnsi="Arial" w:eastAsia="Arial"/>
+                <w:b w:val="0"/>
+                <w:sz w:val="16"/>
+              </w:rPr>
+              <w:t>6. Juli 2026</w:t>
+            </w:r>
+          </w:p>
+        </w:tc>
+      </w:tr>
+      <w:tr>
+        <w:tc>
+          <w:tcPr>
+            <w:tcW w:type="dxa" w:w="1757"/>
+          </w:tcPr>
+          <w:p>
+            <w:r>
+              <w:rPr>
+                <w:rFonts w:ascii="Arial" w:hAnsi="Arial" w:eastAsia="Arial"/>
+                <w:b/>
+                <w:color w:val="5C6569"/>
+                <w:sz w:val="16"/>
+              </w:rPr>
+              <w:t>Aktenzeichen</w:t>
+            </w:r>
+          </w:p>
+        </w:tc>
+        <w:tc>
+          <w:tcPr>
+            <w:tcW w:type="dxa" w:w="2948"/>
+          </w:tcPr>
+          <w:p>
+            <w:r>
+              <w:rPr>
+                <w:rFonts w:ascii="Arial" w:hAnsi="Arial" w:eastAsia="Arial"/>
+                <w:b w:val="0"/>
+                <w:sz w:val="16"/>
+              </w:rPr>
+              <w:t>26-SOZ-227 / ab</w:t>
+            </w:r>
+          </w:p>
+        </w:tc>
+      </w:tr>
+      <w:tr>
+        <w:tc>
+          <w:tcPr>
+            <w:tcW w:type="dxa" w:w="1757"/>
+          </w:tcPr>
+          <w:p>
+            <w:r>
+              <w:rPr>
+                <w:rFonts w:ascii="Arial" w:hAnsi="Arial" w:eastAsia="Arial"/>
+                <w:b/>
+                <w:color w:val="5C6569"/>
+                <w:sz w:val="16"/>
+              </w:rPr>
+              <w:t>Bearbeitung</w:t>
+            </w:r>
+          </w:p>
+        </w:tc>
+        <w:tc>
+          <w:tcPr>
+            <w:tcW w:type="dxa" w:w="2948"/>
+          </w:tcPr>
+          <w:p>
+            <w:r>
+              <w:rPr>
+                <w:rFonts w:ascii="Arial" w:hAnsi="Arial" w:eastAsia="Arial"/>
+                <w:b w:val="0"/>
+                <w:sz w:val="16"/>
+              </w:rPr>
+              <w:t>Dr. Alina Breu</w:t>
+            </w:r>
+          </w:p>
+        </w:tc>
+      </w:tr>
+    </w:tbl>
+    <w:p/>
+    <w:p>
+      <w:pPr>
+        <w:pStyle w:val="Title"/>
+      </w:pPr>
+      <w:r>
+        <w:rPr>
+          <w:rFonts w:ascii="Arial" w:hAnsi="Arial" w:eastAsia="Arial"/>
+          <w:b/>
+          <w:color w:val="173941"/>
+          <w:sz w:val="34"/>
+        </w:rPr>
+        <w:t>Arbeitsstand Levin Schuster gegen Bezirk Oberpfalz</w:t>
       </w:r>
     </w:p>
     <w:p>
       <w:pPr>
         <w:pStyle w:val="Heading1"/>
-        <w:spacing w:before="120" w:after="60" w:line="259" w:lineRule="auto"/>
       </w:pPr>
       <w:r>
-        <w:rPr>
-          <w:rFonts w:ascii="Times New Roman" w:hAnsi="Times New Roman"/>
-          <w:b/>
-          <w:sz w:val="22"/>
-        </w:rPr>
-        <w:t>Arbeitsstand und offene Punkte</w:t>
+        <w:t>1. Frist</w:t>
       </w:r>
     </w:p>
     <w:p>
       <w:pPr>
-        <w:pStyle w:val="Heading2"/>
-        <w:spacing w:before="120" w:after="60" w:line="259" w:lineRule="auto"/>
+        <w:jc w:val="both"/>
       </w:pPr>
       <w:r>
         <w:rPr>
-          <w:rFonts w:ascii="Times New Roman" w:hAnsi="Times New Roman"/>
-          <w:b/>
-          <w:sz w:val="22"/>
+          <w:rFonts w:ascii="Arial" w:hAnsi="Arial" w:eastAsia="Arial"/>
+          <w:b w:val="0"/>
+          <w:sz w:val="21"/>
         </w:rPr>
-        <w:t>1. Sofort zu sichern</w:t>
+        <w:t>Bescheidzugang am 23. Juni 2026 ist durch Umschlag belegt. Widerspruch der Mutter vom 27. Juni wurde am 29. Juni zugestellt. Die Vollmacht des volljährigen Levin Schuster liegt seit 3. Juli im Original vor.</w:t>
       </w:r>
     </w:p>
     <w:p>
       <w:pPr>
-        <w:spacing w:line="259" w:lineRule="auto" w:after="60"/>
-        <w:jc w:val="both"/>
+        <w:pStyle w:val="Heading1"/>
       </w:pPr>
       <w:r>
-        <w:t>Frist, Zuständigkeit, Akteneinsicht und fehlende Anlagen sind vor jeder vertieften materiellen Prüfung zu ordnen. Das Arbeitsprodukt soll zuerst eine belastbare Fristen- und Belegmatrix liefern.</w:t>
+        <w:t>2. Zuständigkeitslauf</w:t>
       </w:r>
     </w:p>
     <w:p>
       <w:pPr>
-        <w:pStyle w:val="Heading2"/>
-        <w:spacing w:before="120" w:after="60" w:line="259" w:lineRule="auto"/>
+        <w:jc w:val="both"/>
       </w:pPr>
       <w:r>
         <w:rPr>
-          <w:rFonts w:ascii="Times New Roman" w:hAnsi="Times New Roman"/>
-          <w:b/>
-          <w:sz w:val="22"/>
+          <w:rFonts w:ascii="Arial" w:hAnsi="Arial" w:eastAsia="Arial"/>
+          <w:b w:val="0"/>
+          <w:sz w:val="21"/>
         </w:rPr>
-        <w:t>2. Offene Belege</w:t>
+        <w:t>Der Bescheid verweist auf Schule und Agentur für Arbeit, ohne eine Weiterleitung des Antrags zu dokumentieren. Heute sind Eingangsvermerk, interne Zuständigkeitsprüfung und sämtliche Kommunikation mit anderen Trägern anzufordern. Parallel wird beim Reha-Team der Agentur geklärt, ob dort ein Vorgang besteht.</w:t>
       </w:r>
     </w:p>
     <w:p>
       <w:pPr>
-        <w:spacing w:line="259" w:lineRule="auto" w:after="60"/>
-        <w:jc w:val="both"/>
+        <w:pStyle w:val="Heading1"/>
       </w:pPr>
       <w:r>
-        <w:t>Die Akte enthält bewusst nicht alle Unterlagen vollständig. Nachzufordern sind nur die Dokumente, die den nächsten Verfahrensschritt ändern: Bescheidgrundlage, medizinische oder wirtschaftliche Kernbelege, Vollmachten, Register- oder Kontoauszüge.</w:t>
+        <w:t>3. Konkreter Bedarf</w:t>
       </w:r>
     </w:p>
     <w:p>
       <w:pPr>
-        <w:pStyle w:val="Heading2"/>
-        <w:spacing w:before="120" w:after="60" w:line="259" w:lineRule="auto"/>
+        <w:jc w:val="both"/>
       </w:pPr>
       <w:r>
         <w:rPr>
-          <w:rFonts w:ascii="Times New Roman" w:hAnsi="Times New Roman"/>
-          <w:b/>
-          <w:sz w:val="22"/>
+          <w:rFonts w:ascii="Arial" w:hAnsi="Arial" w:eastAsia="Arial"/>
+          <w:b w:val="0"/>
+          <w:sz w:val="21"/>
         </w:rPr>
-        <w:t>3. Ergebnisoffenheit</w:t>
+        <w:t>Schulprotokoll, Wegbegehung, fachärztliche Stellungnahme und betriebliche Erklärung ermöglichen eine situationsbezogene Stundenplanung. Für die Begründung werden keine pauschalen 18 Stunden behauptet; Ankunft, Raumwechsel, Pausen, Gruppenarbeit und Schulschluss werden getrennt mit Zeitfenstern belegt.</w:t>
       </w:r>
     </w:p>
     <w:p>
       <w:pPr>
-        <w:spacing w:line="259" w:lineRule="auto" w:after="60"/>
+        <w:pStyle w:val="Heading1"/>
+      </w:pPr>
+      <w:r>
+        <w:t>4. Eilachse</w:t>
+      </w:r>
+    </w:p>
+    <w:p>
+      <w:pPr>
         <w:jc w:val="both"/>
       </w:pPr>
       <w:r>
-        <w:t>Der Vermerk hält keine rechtliche Lösung fest. Die Würdigung soll aus den vorhandenen Unterlagen, den Fristen und der Beweislast entstehen.</w:t>
+        <w:rPr>
+          <w:rFonts w:ascii="Arial" w:hAnsi="Arial" w:eastAsia="Arial"/>
+          <w:b w:val="0"/>
+          <w:sz w:val="21"/>
+        </w:rPr>
+        <w:t>Die nächste Blockphase beginnt am 14. September 2026. Eine Entscheidung oder vorläufige Vereinbarung muss spätestens drei Wochen vorher stehen, damit eine konstante Assistenzperson eingearbeitet werden kann. Wiedervorlage für Fallkonferenz am 17. Juli.</w:t>
+      </w:r>
+    </w:p>
+    <w:p>
+      <w:pPr>
+        <w:spacing w:before="280"/>
+      </w:pPr>
+      <w:r>
+        <w:rPr>
+          <w:rFonts w:ascii="Arial" w:hAnsi="Arial" w:eastAsia="Arial"/>
+          <w:b/>
+          <w:sz w:val="21"/>
+        </w:rPr>
+        <w:t>Dr. Alina Breu</w:t>
+      </w:r>
+    </w:p>
+    <w:p>
+      <w:pPr>
+        <w:spacing w:after="0"/>
+      </w:pPr>
+      <w:r>
+        <w:rPr>
+          <w:rFonts w:ascii="Arial" w:hAnsi="Arial" w:eastAsia="Arial"/>
+          <w:b w:val="0"/>
+          <w:color w:val="5C6569"/>
+          <w:sz w:val="18"/>
+        </w:rPr>
+        <w:t>Rechtsanwältin · Fachanwältin für Sozialrecht</w:t>
       </w:r>
     </w:p>
     <w:sectPr>
       <w:headerReference w:type="default" r:id="rId9"/>
       <w:footerReference w:type="default" r:id="rId10"/>
-      <w:pgSz w:w="12240" w:h="15840"/>
-      <w:pgMar w:top="1191" w:right="1247" w:bottom="1134" w:left="1361" w:header="720" w:footer="720" w:gutter="0"/>
+      <w:pgSz w:w="11906" w:h="16838"/>
+      <w:pgMar w:top="1247" w:right="1134" w:bottom="1134" w:left="1332" w:header="454" w:footer="454" w:gutter="0"/>
       <w:cols w:space="720"/>
       <w:docGrid w:linePitch="360"/>
     </w:sectPr>
@@ -117,19 +270,68 @@
   <w:p>
     <w:pPr>
       <w:pStyle w:val="Footer"/>
-      <w:jc w:val="left"/>
-    </w:pPr>
-    <w:r/>
-    <w:r>
-      <w:rPr>
-        <w:rFonts w:ascii="Times New Roman" w:hAnsi="Times New Roman"/>
-        <w:b w:val="0"/>
-        <w:color w:val="777777"/>
-        <w:sz w:val="17"/>
-      </w:rPr>
-      <w:t>Vertraulich | Bearbeitungsstand Juli 2026 | nur zur Aktenbearbeitung</w:t>
-    </w:r>
+    </w:pPr>
   </w:p>
+  <w:tbl>
+    <w:tblPr>
+      <w:tblW w:type="auto" w:w="0"/>
+      <w:jc w:val="center"/>
+      <w:tblLayout w:type="fixed"/>
+      <w:tblLook w:firstColumn="1" w:firstRow="1" w:lastColumn="0" w:lastRow="0" w:noHBand="0" w:noVBand="1" w:val="04A0"/>
+    </w:tblPr>
+    <w:tblGrid>
+      <w:gridCol w:w="7257"/>
+      <w:gridCol w:w="2154"/>
+    </w:tblGrid>
+    <w:tr>
+      <w:tc>
+        <w:tcPr>
+          <w:tcW w:type="dxa" w:w="7257"/>
+        </w:tcPr>
+        <w:p>
+          <w:r>
+            <w:rPr>
+              <w:rFonts w:ascii="Arial" w:hAnsi="Arial" w:eastAsia="Arial"/>
+              <w:b w:val="0"/>
+              <w:color w:val="5C6569"/>
+              <w:sz w:val="14"/>
+            </w:rPr>
+            <w:t>Akte 26-SOZ-227 · Schuster / Teilhabeassistenz</w:t>
+          </w:r>
+        </w:p>
+      </w:tc>
+      <w:tc>
+        <w:tcPr>
+          <w:tcW w:type="dxa" w:w="2154"/>
+        </w:tcPr>
+        <w:p>
+          <w:pPr>
+            <w:jc w:val="right"/>
+          </w:pPr>
+          <w:r>
+            <w:rPr>
+              <w:rFonts w:ascii="Arial" w:hAnsi="Arial" w:eastAsia="Arial"/>
+              <w:b w:val="0"/>
+              <w:color w:val="5C6569"/>
+              <w:sz w:val="14"/>
+            </w:rPr>
+            <w:t xml:space="preserve">Seite </w:t>
+          </w:r>
+          <w:r>
+            <w:rPr>
+              <w:rFonts w:ascii="Arial" w:hAnsi="Arial" w:eastAsia="Arial"/>
+              <w:b w:val="0"/>
+              <w:color w:val="5C6569"/>
+              <w:sz w:val="14"/>
+            </w:rPr>
+            <w:fldChar w:fldCharType="begin"/>
+            <w:instrText xml:space="preserve">PAGE</w:instrText>
+            <w:fldChar w:fldCharType="end"/>
+          </w:r>
+        </w:p>
+      </w:tc>
+    </w:tr>
+  </w:tbl>
 </w:ftr>
 </file>
 
@@ -138,18 +340,58 @@
   <w:p>
     <w:pPr>
       <w:pStyle w:val="Header"/>
-      <w:jc w:val="left"/>
-    </w:pPr>
-    <w:r/>
+      <w:spacing w:after="20"/>
+    </w:pPr>
     <w:r>
       <w:rPr>
-        <w:rFonts w:ascii="Times New Roman" w:hAnsi="Times New Roman"/>
+        <w:rFonts w:ascii="Arial" w:hAnsi="Arial" w:eastAsia="Arial"/>
+        <w:b/>
+        <w:color w:val="173941"/>
+        <w:sz w:val="19"/>
+      </w:rPr>
+      <w:t>Kanzlei Dr. Alina Breu</w:t>
+    </w:r>
+  </w:p>
+  <w:p>
+    <w:pPr>
+      <w:spacing w:after="0"/>
+    </w:pPr>
+    <w:r>
+      <w:rPr>
+        <w:rFonts w:ascii="Arial" w:hAnsi="Arial" w:eastAsia="Arial"/>
         <w:b w:val="0"/>
-        <w:i w:val="0"/>
-        <w:color w:val="666666"/>
-        <w:sz w:val="17"/>
-      </w:rPr>
-      <w:t>Kanzlei Ahlers und Brinkmann | Sozialrechtliche Leistungsakte | Bearbeitungsstand Juli 2026</w:t>
+        <w:color w:val="5C6569"/>
+        <w:sz w:val="14"/>
+      </w:rPr>
+      <w:t>D.-Martin-Luther-Straße 14 · 93047 Regensburg</w:t>
+    </w:r>
+  </w:p>
+  <w:p>
+    <w:pPr>
+      <w:spacing w:after="0"/>
+    </w:pPr>
+    <w:r>
+      <w:rPr>
+        <w:rFonts w:ascii="Arial" w:hAnsi="Arial" w:eastAsia="Arial"/>
+        <w:b w:val="0"/>
+        <w:color w:val="5C6569"/>
+        <w:sz w:val="14"/>
+      </w:rPr>
+      <w:t>Telefon 0941 69872-0 · Telefax 0941 69872-29 · post@kanzlei-breu.de</w:t>
+    </w:r>
+  </w:p>
+  <w:p>
+    <w:pPr>
+      <w:spacing w:after="0"/>
+    </w:pPr>
+    <w:r>
+      <w:rPr>
+        <w:rFonts w:ascii="Arial" w:hAnsi="Arial" w:eastAsia="Arial"/>
+        <w:b w:val="0"/>
+        <w:color w:val="5C6569"/>
+        <w:sz w:val="14"/>
+      </w:rPr>
+      <w:t>Rechtsanwältin Dr. Alina Breu · Fachanwältin für Sozialrecht</w:t>
     </w:r>
   </w:p>
 </w:hdr>
@@ -518,9 +760,13 @@
     <w:name w:val="Normal"/>
     <w:qFormat/>
     <w:rsid w:val="00FC693F"/>
+    <w:pPr>
+      <w:spacing w:after="120" w:line="259" w:lineRule="auto"/>
+      <w:widowControl/>
+    </w:pPr>
     <w:rPr>
-      <w:rFonts w:ascii="Times New Roman" w:hAnsi="Times New Roman"/>
-      <w:sz w:val="22"/>
+      <w:rFonts w:ascii="Arial" w:hAnsi="Arial"/>
+      <w:sz w:val="21"/>
     </w:rPr>
   </w:style>
   <w:style w:type="paragraph" w:styleId="Header">
@@ -578,15 +824,15 @@
     <w:pPr>
       <w:keepNext/>
       <w:keepLines/>
-      <w:spacing w:before="480" w:after="0"/>
+      <w:spacing w:before="200" w:after="120"/>
       <w:outlineLvl w:val="0"/>
     </w:pPr>
     <w:rPr>
-      <w:rFonts w:asciiTheme="majorHAnsi" w:eastAsiaTheme="majorEastAsia" w:hAnsiTheme="majorHAnsi" w:cstheme="majorBidi" w:ascii="Times New Roman" w:hAnsi="Times New Roman"/>
+      <w:rFonts w:asciiTheme="majorHAnsi" w:eastAsiaTheme="majorEastAsia" w:hAnsiTheme="majorHAnsi" w:cstheme="majorBidi" w:ascii="Arial" w:hAnsi="Arial"/>
       <w:b/>
       <w:bCs/>
-      <w:color w:val="365F91" w:themeColor="accent1" w:themeShade="BF"/>
-      <w:sz w:val="28"/>
+      <w:color w:val="173941"/>
+      <w:sz w:val="26"/>
       <w:szCs w:val="28"/>
     </w:rPr>
   </w:style>
@@ -602,15 +848,15 @@
     <w:pPr>
       <w:keepNext/>
       <w:keepLines/>
-      <w:spacing w:before="200" w:after="0"/>
+      <w:spacing w:before="200" w:after="120"/>
       <w:outlineLvl w:val="1"/>
     </w:pPr>
     <w:rPr>
-      <w:rFonts w:asciiTheme="majorHAnsi" w:eastAsiaTheme="majorEastAsia" w:hAnsiTheme="majorHAnsi" w:cstheme="majorBidi" w:ascii="Times New Roman" w:hAnsi="Times New Roman"/>
+      <w:rFonts w:asciiTheme="majorHAnsi" w:eastAsiaTheme="majorEastAsia" w:hAnsiTheme="majorHAnsi" w:cstheme="majorBidi" w:ascii="Arial" w:hAnsi="Arial"/>
       <w:b/>
       <w:bCs/>
-      <w:color w:val="4F81BD" w:themeColor="accent1"/>
-      <w:sz w:val="24"/>
+      <w:color w:val="173941"/>
+      <w:sz w:val="22"/>
       <w:szCs w:val="26"/>
     </w:rPr>
   </w:style>
@@ -864,19 +1110,20 @@
     <w:qFormat/>
     <w:rsid w:val="00FC693F"/>
     <w:pPr>
+      <w:keepNext/>
       <w:pBdr>
         <w:bottom w:val="single" w:sz="8" w:space="4" w:color="4F81BD" w:themeColor="accent1"/>
       </w:pBdr>
-      <w:spacing w:after="300" w:line="240" w:lineRule="auto"/>
+      <w:spacing w:after="120" w:line="240" w:lineRule="auto" w:before="0"/>
       <w:contextualSpacing/>
     </w:pPr>
     <w:rPr>
-      <w:rFonts w:asciiTheme="majorHAnsi" w:eastAsiaTheme="majorEastAsia" w:hAnsiTheme="majorHAnsi" w:cstheme="majorBidi" w:ascii="Times New Roman" w:hAnsi="Times New Roman"/>
+      <w:rFonts w:asciiTheme="majorHAnsi" w:eastAsiaTheme="majorEastAsia" w:hAnsiTheme="majorHAnsi" w:cstheme="majorBidi" w:ascii="Arial" w:hAnsi="Arial"/>
       <w:b/>
-      <w:color w:val="17365D" w:themeColor="text2" w:themeShade="BF"/>
+      <w:color w:val="173941"/>
       <w:spacing w:val="5"/>
       <w:kern w:val="28"/>
-      <w:sz w:val="30"/>
+      <w:sz w:val="36"/>
       <w:szCs w:val="52"/>
     </w:rPr>
   </w:style>
